--- a/CV_word.docx
+++ b/CV_word.docx
@@ -203,6 +203,9 @@
         <w:t>Matplotlib,</w:t>
       </w:r>
       <w:r>
+        <w:t xml:space="preserve"> Tableau, Spotfire,</w:t>
+      </w:r>
+      <w:r>
         <w:t xml:space="preserve"> </w:t>
       </w:r>
       <w:r>
@@ -218,7 +221,7 @@
         <w:t xml:space="preserve"> </w:t>
       </w:r>
       <w:r>
-        <w:t xml:space="preserve">C++, SQL, Kubernetes, Docker, Git, CI/CD, Excel, Azure, AWS, Google Cloud </w:t>
+        <w:t>C++, SQL, Kubernetes, Docker, Git, CI/CD, Excel, Azure, AWS, Google Cloud</w:t>
       </w:r>
     </w:p>
     <w:p>
@@ -346,7 +349,71 @@
           <w:caps w:val="0"/>
           <w:szCs w:val="22"/>
         </w:rPr>
-        <w:t xml:space="preserve">Natural Language Processing techniques and Large Language Models to aid development of regulatory-compliant reports. </w:t>
+        <w:t>Natural Language Processing</w:t>
+      </w:r>
+      <w:r>
+        <w:rPr>
+          <w:rFonts w:eastAsiaTheme="minorHAnsi" w:cstheme="minorBidi"/>
+          <w:caps w:val="0"/>
+          <w:szCs w:val="22"/>
+        </w:rPr>
+        <w:t xml:space="preserve"> (NLP)</w:t>
+      </w:r>
+      <w:r>
+        <w:rPr>
+          <w:rFonts w:eastAsiaTheme="minorHAnsi" w:cstheme="minorBidi"/>
+          <w:caps w:val="0"/>
+          <w:szCs w:val="22"/>
+        </w:rPr>
+        <w:t xml:space="preserve"> techniques</w:t>
+      </w:r>
+      <w:r>
+        <w:rPr>
+          <w:rFonts w:eastAsiaTheme="minorHAnsi" w:cstheme="minorBidi"/>
+          <w:caps w:val="0"/>
+          <w:szCs w:val="22"/>
+        </w:rPr>
+        <w:t xml:space="preserve">, </w:t>
+      </w:r>
+      <w:r>
+        <w:rPr>
+          <w:rFonts w:eastAsiaTheme="minorHAnsi" w:cstheme="minorBidi"/>
+          <w:caps w:val="0"/>
+          <w:szCs w:val="22"/>
+        </w:rPr>
+        <w:t>Large Language Models</w:t>
+      </w:r>
+      <w:r>
+        <w:rPr>
+          <w:rFonts w:eastAsiaTheme="minorHAnsi" w:cstheme="minorBidi"/>
+          <w:caps w:val="0"/>
+          <w:szCs w:val="22"/>
+        </w:rPr>
+        <w:t xml:space="preserve"> (LLM), and retrieval-augmented generation (RAG)</w:t>
+      </w:r>
+      <w:r>
+        <w:rPr>
+          <w:rFonts w:eastAsiaTheme="minorHAnsi" w:cstheme="minorBidi"/>
+          <w:caps w:val="0"/>
+          <w:szCs w:val="22"/>
+        </w:rPr>
+        <w:t xml:space="preserve"> to </w:t>
+      </w:r>
+      <w:r>
+        <w:rPr>
+          <w:rFonts w:eastAsiaTheme="minorHAnsi" w:cstheme="minorBidi"/>
+          <w:caps w:val="0"/>
+          <w:szCs w:val="22"/>
+        </w:rPr>
+        <w:t>create a chatbot that summarizes internal R&amp;D data for researchers</w:t>
+      </w:r>
+      <w:r>
+        <w:rPr>
+          <w:rFonts w:eastAsiaTheme="minorHAnsi" w:cstheme="minorBidi"/>
+          <w:caps w:val="0"/>
+          <w:szCs w:val="22"/>
+        </w:rPr>
+        <w:t xml:space="preserve">. </w:t>
       </w:r>
     </w:p>
     <w:p>
@@ -471,23 +538,7 @@
           <w:caps w:val="0"/>
           <w:szCs w:val="22"/>
         </w:rPr>
-        <w:t>Worked</w:t>
-      </w:r>
-      <w:r>
-        <w:rPr>
-          <w:rFonts w:eastAsiaTheme="minorHAnsi" w:cstheme="minorBidi"/>
-          <w:caps w:val="0"/>
-          <w:szCs w:val="22"/>
-        </w:rPr>
-        <w:t xml:space="preserve"> </w:t>
-      </w:r>
-      <w:r>
-        <w:rPr>
-          <w:rFonts w:eastAsiaTheme="minorHAnsi" w:cstheme="minorBidi"/>
-          <w:caps w:val="0"/>
-          <w:szCs w:val="22"/>
-        </w:rPr>
-        <w:t>with simple neural networks, convolutional neural networks, recurrent neural networks, gradient boosted trees, and random forest.</w:t>
+        <w:t>Worked with simple neural networks, convolutional neural networks, recurrent neural networks, gradient boosted trees, and random forest.</w:t>
       </w:r>
     </w:p>
     <w:p>
@@ -501,22 +552,13 @@
         <w:pStyle w:val="Heading2"/>
       </w:pPr>
       <w:r>
-        <w:t xml:space="preserve">January </w:t>
-      </w:r>
-      <w:r>
-        <w:t>2017</w:t>
+        <w:t>January 2017</w:t>
       </w:r>
       <w:r>
         <w:t xml:space="preserve"> – </w:t>
       </w:r>
       <w:r>
-        <w:t>December</w:t>
-      </w:r>
-      <w:r>
-        <w:t xml:space="preserve"> 202</w:t>
-      </w:r>
-      <w:r>
-        <w:t>1</w:t>
+        <w:t>December 2021</w:t>
       </w:r>
     </w:p>
     <w:p>
@@ -530,19 +572,13 @@
         <w:t xml:space="preserve">| </w:t>
       </w:r>
       <w:r>
-        <w:t>Georgia Institute of Technology School of Physics</w:t>
-      </w:r>
-      <w:r>
-        <w:t xml:space="preserve"> </w:t>
+        <w:t xml:space="preserve">Georgia Institute of Technology School of Physics </w:t>
       </w:r>
       <w:r>
         <w:t>|</w:t>
       </w:r>
       <w:r>
-        <w:t xml:space="preserve"> Atlanta, GA</w:t>
-      </w:r>
-      <w:r>
-        <w:t xml:space="preserve"> </w:t>
+        <w:t xml:space="preserve"> Atlanta, GA </w:t>
       </w:r>
     </w:p>
     <w:p>
@@ -675,25 +711,7 @@
           <w:caps w:val="0"/>
           <w:szCs w:val="22"/>
         </w:rPr>
-        <w:t>persistent homology to detect topological signatures in in very large (</w:t>
-      </w:r>
-      <w:proofErr w:type="gramStart"/>
-      <w:r>
-        <w:rPr>
-          <w:rFonts w:eastAsiaTheme="minorHAnsi" w:cstheme="minorBidi"/>
-          <w:caps w:val="0"/>
-          <w:szCs w:val="22"/>
-        </w:rPr>
-        <w:t>105 time</w:t>
-      </w:r>
-      <w:proofErr w:type="gramEnd"/>
-      <w:r>
-        <w:rPr>
-          <w:rFonts w:eastAsiaTheme="minorHAnsi" w:cstheme="minorBidi"/>
-          <w:caps w:val="0"/>
-          <w:szCs w:val="22"/>
-        </w:rPr>
-        <w:t xml:space="preserve"> steps) time-series of flow patterns consisting of 106 pixels</w:t>
+        <w:t>persistent homology to detect topological signatures in in very large (105 time steps) time-series of flow patterns consisting of 106 pixels</w:t>
       </w:r>
     </w:p>
     <w:p>
@@ -755,10 +773,7 @@
         <w:t xml:space="preserve">| </w:t>
       </w:r>
       <w:r>
-        <w:t>President’s Fellow</w:t>
-      </w:r>
-      <w:r>
-        <w:t xml:space="preserve"> | Georgia Institute of Technology School of Physics </w:t>
+        <w:t xml:space="preserve">President’s Fellow | Georgia Institute of Technology School of Physics </w:t>
       </w:r>
       <w:r>
         <w:t xml:space="preserve">| </w:t>
@@ -798,28 +813,13 @@
         <w:pStyle w:val="Heading3"/>
       </w:pPr>
       <w:r>
-        <w:t>Bachelor’s</w:t>
-      </w:r>
-      <w:r>
-        <w:t>, Physics</w:t>
-      </w:r>
-      <w:r>
-        <w:t xml:space="preserve"> and Mathematics</w:t>
-      </w:r>
-      <w:r>
-        <w:t xml:space="preserve"> </w:t>
+        <w:t xml:space="preserve">Bachelor’s, Physics and Mathematics </w:t>
       </w:r>
       <w:r>
         <w:t xml:space="preserve">| </w:t>
       </w:r>
       <w:r>
-        <w:t xml:space="preserve">Highest Honors </w:t>
-      </w:r>
-      <w:r>
-        <w:t xml:space="preserve">| </w:t>
-      </w:r>
-      <w:r>
-        <w:t xml:space="preserve">Vanderbilt University </w:t>
+        <w:t xml:space="preserve">Highest Honors | Vanderbilt University </w:t>
       </w:r>
       <w:r>
         <w:t xml:space="preserve">| </w:t>
@@ -930,15 +930,7 @@
         <w:t>Tregoning, B.</w:t>
       </w:r>
       <w:r>
-        <w:t xml:space="preserve">, Barnett, J., Yoda, M., &amp; Grigoriev, R. (2019). Experimental Study of Roll-Hydrothermal Wave Coexistence in Convection Driven by Buoyancy and </w:t>
-      </w:r>
-      <w:proofErr w:type="spellStart"/>
-      <w:r>
-        <w:t>Thermocapillarity</w:t>
-      </w:r>
-      <w:proofErr w:type="spellEnd"/>
-      <w:r>
-        <w:t>, In 72nd Annual Meeting of the APS Division of Fluid Dynamics (APS DFD 2019), Seattle, Washington, USA.</w:t>
+        <w:t>, Barnett, J., Yoda, M., &amp; Grigoriev, R. (2019). Experimental Study of Roll-Hydrothermal Wave Coexistence in Convection Driven by Buoyancy and Thermocapillarity, In 72nd Annual Meeting of the APS Division of Fluid Dynamics (APS DFD 2019), Seattle, Washington, USA.</w:t>
       </w:r>
       <w:r>
         <w:t xml:space="preserve"> </w:t>
@@ -956,15 +948,7 @@
         <w:t>Tregoning, B.</w:t>
       </w:r>
       <w:r>
-        <w:t xml:space="preserve">, Mukherjee, S., Levanger, R., </w:t>
-      </w:r>
-      <w:proofErr w:type="spellStart"/>
-      <w:r>
-        <w:t>Cyranka</w:t>
-      </w:r>
-      <w:proofErr w:type="spellEnd"/>
-      <w:r>
-        <w:t>, J., Mischaikow, K., Paul, M., &amp; Schatz, M. (2019). Characterizing Spatiotemporal Dynamics in Fluid Flows using Persistent Homology, In Invited Seminar at Los Alamos National Labs, Los Alamos, New Mexico, USA.</w:t>
+        <w:t>, Mukherjee, S., Levanger, R., Cyranka, J., Mischaikow, K., Paul, M., &amp; Schatz, M. (2019). Characterizing Spatiotemporal Dynamics in Fluid Flows using Persistent Homology, In Invited Seminar at Los Alamos National Labs, Los Alamos, New Mexico, USA.</w:t>
       </w:r>
       <w:r>
         <w:t xml:space="preserve"> </w:t>
@@ -985,15 +969,7 @@
         <w:t xml:space="preserve"> </w:t>
       </w:r>
       <w:r>
-        <w:t xml:space="preserve">Mukherjee, S., Levanger, R., Xu, M., </w:t>
-      </w:r>
-      <w:proofErr w:type="spellStart"/>
-      <w:r>
-        <w:t>Cyranka</w:t>
-      </w:r>
-      <w:proofErr w:type="spellEnd"/>
-      <w:r>
-        <w:t xml:space="preserve">, J., Mischaikow, K., Paul, M., &amp; Schatz, M. (2019). Using Persistent Homology to Compare Chaotic Dynamics Between Experiments on and Simulations of Rayleigh-Bénard </w:t>
+        <w:t xml:space="preserve">Mukherjee, S., Levanger, R., Xu, M., Cyranka, J., Mischaikow, K., Paul, M., &amp; Schatz, M. (2019). Using Persistent Homology to Compare Chaotic Dynamics Between Experiments on and Simulations of Rayleigh-Bénard </w:t>
       </w:r>
       <w:r>
         <w:lastRenderedPageBreak/>
@@ -1015,15 +991,7 @@
         <w:t>Tregoning, B.</w:t>
       </w:r>
       <w:r>
-        <w:t xml:space="preserve">, Levanger, R., </w:t>
-      </w:r>
-      <w:proofErr w:type="spellStart"/>
-      <w:r>
-        <w:t>Cyranka</w:t>
-      </w:r>
-      <w:proofErr w:type="spellEnd"/>
-      <w:r>
-        <w:t>, J., Mukherjee, S., Paul, M., Mischaikow, K., &amp; Schatz, M. (2018). Using topology to identify large Lyapunov vector magnitude in Rayleigh-Bénard convection, In 71st Annual Meeting of the APS Division of Fluid Dynamics (APS DFD 2018), Atlanta, Georgia, USA.</w:t>
+        <w:t>, Levanger, R., Cyranka, J., Mukherjee, S., Paul, M., Mischaikow, K., &amp; Schatz, M. (2018). Using topology to identify large Lyapunov vector magnitude in Rayleigh-Bénard convection, In 71st Annual Meeting of the APS Division of Fluid Dynamics (APS DFD 2018), Atlanta, Georgia, USA.</w:t>
       </w:r>
       <w:r>
         <w:t xml:space="preserve"> </w:t>
@@ -2487,6 +2455,7 @@
   <w:style w:type="character" w:default="1" w:styleId="DefaultParagraphFont">
     <w:name w:val="Default Paragraph Font"/>
     <w:uiPriority w:val="1"/>
+    <w:semiHidden/>
     <w:unhideWhenUsed/>
   </w:style>
   <w:style w:type="table" w:default="1" w:styleId="TableNormal">

--- a/CV_word.docx
+++ b/CV_word.docx
@@ -136,7 +136,55 @@
         <w:t xml:space="preserve">: </w:t>
       </w:r>
       <w:r>
-        <w:t>Statistical Methods, Machine Learning, Bayesian Optimization, Adaptive Experimental Design, Deep Learning, Neural Networks, Transformers, Natural Language Processing, Large Language Models, Computer Vision, Reinforcement Learning, Decision Trees, Predictive Analytics, Time Series Analysis, Numerical Optimization, Hypothesis Testing, Causal Inference, Network Science, Data Science, Artificial Intelligence, Numerical Methods</w:t>
+        <w:t>Statistical Methods, Machine Learning</w:t>
+      </w:r>
+      <w:r>
+        <w:t xml:space="preserve"> (ML)</w:t>
+      </w:r>
+      <w:r>
+        <w:t>, Bayesian Optimization, Adaptive Experimental Design</w:t>
+      </w:r>
+      <w:r>
+        <w:t xml:space="preserve"> (AE)</w:t>
+      </w:r>
+      <w:r>
+        <w:t>, Deep Learning, Neural Networks</w:t>
+      </w:r>
+      <w:r>
+        <w:t xml:space="preserve"> (NN)</w:t>
+      </w:r>
+      <w:r>
+        <w:t>, Transformers, Natural Language Processing</w:t>
+      </w:r>
+      <w:r>
+        <w:t xml:space="preserve"> (NLP)</w:t>
+      </w:r>
+      <w:r>
+        <w:t>, Large Language Models</w:t>
+      </w:r>
+      <w:r>
+        <w:t xml:space="preserve"> (LLM)</w:t>
+      </w:r>
+      <w:r>
+        <w:t>, Computer Vision</w:t>
+      </w:r>
+      <w:r>
+        <w:t xml:space="preserve"> (CV)</w:t>
+      </w:r>
+      <w:r>
+        <w:t>, Reinforcement Learning</w:t>
+      </w:r>
+      <w:r>
+        <w:t xml:space="preserve"> (RL)</w:t>
+      </w:r>
+      <w:r>
+        <w:t>, Decision Trees, Predictive Analytics, Time Series Analysis, Numerical Optimization, Hypothesis Testing, Causal Inference, Network Science, Data Science, Artificial Intelligence</w:t>
+      </w:r>
+      <w:r>
+        <w:t xml:space="preserve"> (AI)</w:t>
+      </w:r>
+      <w:r>
+        <w:t>, Numerical Methods</w:t>
       </w:r>
     </w:p>
     <w:p>
@@ -187,14 +235,24 @@
       <w:r>
         <w:t xml:space="preserve"> </w:t>
       </w:r>
+      <w:proofErr w:type="spellStart"/>
       <w:r>
-        <w:t>PyTorch,</w:t>
+        <w:t>PyTorch</w:t>
+      </w:r>
+      <w:proofErr w:type="spellEnd"/>
+      <w:r>
+        <w:t>,</w:t>
       </w:r>
       <w:r>
         <w:t xml:space="preserve"> </w:t>
       </w:r>
+      <w:proofErr w:type="spellStart"/>
       <w:r>
-        <w:t>BoTorch,</w:t>
+        <w:t>BoTorch</w:t>
+      </w:r>
+      <w:proofErr w:type="spellEnd"/>
+      <w:r>
+        <w:t>,</w:t>
       </w:r>
       <w:r>
         <w:t xml:space="preserve"> </w:t>
@@ -299,7 +357,39 @@
           <w:caps w:val="0"/>
           <w:szCs w:val="22"/>
         </w:rPr>
-        <w:t>Discovered optimized recipes for testing obtained using machine learning techniques like Bayesian optimization and reinforcement learning that resulted in $10 million annual savings for the organization.</w:t>
+        <w:t xml:space="preserve">Discovered optimized recipes for testing obtained using </w:t>
+      </w:r>
+      <w:r>
+        <w:rPr>
+          <w:rFonts w:eastAsiaTheme="minorHAnsi" w:cstheme="minorBidi"/>
+          <w:caps w:val="0"/>
+          <w:szCs w:val="22"/>
+        </w:rPr>
+        <w:t xml:space="preserve">ML </w:t>
+      </w:r>
+      <w:r>
+        <w:rPr>
+          <w:rFonts w:eastAsiaTheme="minorHAnsi" w:cstheme="minorBidi"/>
+          <w:caps w:val="0"/>
+          <w:szCs w:val="22"/>
+        </w:rPr>
+        <w:t xml:space="preserve">techniques like </w:t>
+      </w:r>
+      <w:r>
+        <w:rPr>
+          <w:rFonts w:eastAsiaTheme="minorHAnsi" w:cstheme="minorBidi"/>
+          <w:caps w:val="0"/>
+          <w:szCs w:val="22"/>
+        </w:rPr>
+        <w:t xml:space="preserve">adaptive experimentation, </w:t>
+      </w:r>
+      <w:r>
+        <w:rPr>
+          <w:rFonts w:eastAsiaTheme="minorHAnsi" w:cstheme="minorBidi"/>
+          <w:caps w:val="0"/>
+          <w:szCs w:val="22"/>
+        </w:rPr>
+        <w:t>Bayesian optimization and reinforcement learning that resulted in $10 million annual savings for the organization.</w:t>
       </w:r>
     </w:p>
     <w:p>
@@ -316,7 +406,23 @@
           <w:caps w:val="0"/>
           <w:szCs w:val="22"/>
         </w:rPr>
-        <w:t xml:space="preserve">Developed an internal production-ready machine learning and AI software platform in collaboration with a small team. </w:t>
+        <w:t xml:space="preserve">Developed an internal production-ready </w:t>
+      </w:r>
+      <w:r>
+        <w:rPr>
+          <w:rFonts w:eastAsiaTheme="minorHAnsi" w:cstheme="minorBidi"/>
+          <w:caps w:val="0"/>
+          <w:szCs w:val="22"/>
+        </w:rPr>
+        <w:t>ML</w:t>
+      </w:r>
+      <w:r>
+        <w:rPr>
+          <w:rFonts w:eastAsiaTheme="minorHAnsi" w:cstheme="minorBidi"/>
+          <w:caps w:val="0"/>
+          <w:szCs w:val="22"/>
+        </w:rPr>
+        <w:t xml:space="preserve"> and AI software platform in collaboration with a small team. </w:t>
       </w:r>
     </w:p>
     <w:p>
@@ -521,7 +627,23 @@
           <w:caps w:val="0"/>
           <w:szCs w:val="22"/>
         </w:rPr>
-        <w:t>Applied modern data science and machine learning techniques to data sets with thousands of entries in health, economics, marketing, and physics to gain insights.</w:t>
+        <w:t xml:space="preserve">Applied modern data science and </w:t>
+      </w:r>
+      <w:r>
+        <w:rPr>
+          <w:rFonts w:eastAsiaTheme="minorHAnsi" w:cstheme="minorBidi"/>
+          <w:caps w:val="0"/>
+          <w:szCs w:val="22"/>
+        </w:rPr>
+        <w:t xml:space="preserve">ML </w:t>
+      </w:r>
+      <w:r>
+        <w:rPr>
+          <w:rFonts w:eastAsiaTheme="minorHAnsi" w:cstheme="minorBidi"/>
+          <w:caps w:val="0"/>
+          <w:szCs w:val="22"/>
+        </w:rPr>
+        <w:t>techniques to data sets with thousands of entries in health, economics, marketing, and physics to gain insights.</w:t>
       </w:r>
     </w:p>
     <w:p>
@@ -538,7 +660,55 @@
           <w:caps w:val="0"/>
           <w:szCs w:val="22"/>
         </w:rPr>
-        <w:t>Worked with simple neural networks, convolutional neural networks, recurrent neural networks, gradient boosted trees, and random forest.</w:t>
+        <w:t>Worked with simple neural networks, convolutional neural networks</w:t>
+      </w:r>
+      <w:r>
+        <w:rPr>
+          <w:rFonts w:eastAsiaTheme="minorHAnsi" w:cstheme="minorBidi"/>
+          <w:caps w:val="0"/>
+          <w:szCs w:val="22"/>
+        </w:rPr>
+        <w:t xml:space="preserve"> (CNN)</w:t>
+      </w:r>
+      <w:r>
+        <w:rPr>
+          <w:rFonts w:eastAsiaTheme="minorHAnsi" w:cstheme="minorBidi"/>
+          <w:caps w:val="0"/>
+          <w:szCs w:val="22"/>
+        </w:rPr>
+        <w:t>, recurrent neural networks</w:t>
+      </w:r>
+      <w:r>
+        <w:rPr>
+          <w:rFonts w:eastAsiaTheme="minorHAnsi" w:cstheme="minorBidi"/>
+          <w:caps w:val="0"/>
+          <w:szCs w:val="22"/>
+        </w:rPr>
+        <w:t xml:space="preserve"> (RNN)</w:t>
+      </w:r>
+      <w:r>
+        <w:rPr>
+          <w:rFonts w:eastAsiaTheme="minorHAnsi" w:cstheme="minorBidi"/>
+          <w:caps w:val="0"/>
+          <w:szCs w:val="22"/>
+        </w:rPr>
+        <w:t>, gradient boosted trees, and random forest</w:t>
+      </w:r>
+      <w:r>
+        <w:rPr>
+          <w:rFonts w:eastAsiaTheme="minorHAnsi" w:cstheme="minorBidi"/>
+          <w:caps w:val="0"/>
+          <w:szCs w:val="22"/>
+        </w:rPr>
+        <w:t xml:space="preserve"> (RF)</w:t>
+      </w:r>
+      <w:r>
+        <w:rPr>
+          <w:rFonts w:eastAsiaTheme="minorHAnsi" w:cstheme="minorBidi"/>
+          <w:caps w:val="0"/>
+          <w:szCs w:val="22"/>
+        </w:rPr>
+        <w:t>.</w:t>
       </w:r>
     </w:p>
     <w:p>
@@ -711,7 +881,25 @@
           <w:caps w:val="0"/>
           <w:szCs w:val="22"/>
         </w:rPr>
-        <w:t>persistent homology to detect topological signatures in in very large (105 time steps) time-series of flow patterns consisting of 106 pixels</w:t>
+        <w:t>persistent homology to detect topological signatures in in very large (</w:t>
+      </w:r>
+      <w:proofErr w:type="gramStart"/>
+      <w:r>
+        <w:rPr>
+          <w:rFonts w:eastAsiaTheme="minorHAnsi" w:cstheme="minorBidi"/>
+          <w:caps w:val="0"/>
+          <w:szCs w:val="22"/>
+        </w:rPr>
+        <w:t>105 time</w:t>
+      </w:r>
+      <w:proofErr w:type="gramEnd"/>
+      <w:r>
+        <w:rPr>
+          <w:rFonts w:eastAsiaTheme="minorHAnsi" w:cstheme="minorBidi"/>
+          <w:caps w:val="0"/>
+          <w:szCs w:val="22"/>
+        </w:rPr>
+        <w:t xml:space="preserve"> steps) time-series of flow patterns consisting of 106 pixels</w:t>
       </w:r>
     </w:p>
     <w:p>
@@ -930,7 +1118,15 @@
         <w:t>Tregoning, B.</w:t>
       </w:r>
       <w:r>
-        <w:t>, Barnett, J., Yoda, M., &amp; Grigoriev, R. (2019). Experimental Study of Roll-Hydrothermal Wave Coexistence in Convection Driven by Buoyancy and Thermocapillarity, In 72nd Annual Meeting of the APS Division of Fluid Dynamics (APS DFD 2019), Seattle, Washington, USA.</w:t>
+        <w:t xml:space="preserve">, Barnett, J., Yoda, M., &amp; Grigoriev, R. (2019). Experimental Study of Roll-Hydrothermal Wave Coexistence in Convection Driven by Buoyancy and </w:t>
+      </w:r>
+      <w:proofErr w:type="spellStart"/>
+      <w:r>
+        <w:t>Thermocapillarity</w:t>
+      </w:r>
+      <w:proofErr w:type="spellEnd"/>
+      <w:r>
+        <w:t>, In 72nd Annual Meeting of the APS Division of Fluid Dynamics (APS DFD 2019), Seattle, Washington, USA.</w:t>
       </w:r>
       <w:r>
         <w:t xml:space="preserve"> </w:t>
@@ -948,7 +1144,15 @@
         <w:t>Tregoning, B.</w:t>
       </w:r>
       <w:r>
-        <w:t>, Mukherjee, S., Levanger, R., Cyranka, J., Mischaikow, K., Paul, M., &amp; Schatz, M. (2019). Characterizing Spatiotemporal Dynamics in Fluid Flows using Persistent Homology, In Invited Seminar at Los Alamos National Labs, Los Alamos, New Mexico, USA.</w:t>
+        <w:t xml:space="preserve">, Mukherjee, S., Levanger, R., </w:t>
+      </w:r>
+      <w:proofErr w:type="spellStart"/>
+      <w:r>
+        <w:t>Cyranka</w:t>
+      </w:r>
+      <w:proofErr w:type="spellEnd"/>
+      <w:r>
+        <w:t>, J., Mischaikow, K., Paul, M., &amp; Schatz, M. (2019). Characterizing Spatiotemporal Dynamics in Fluid Flows using Persistent Homology, In Invited Seminar at Los Alamos National Labs, Los Alamos, New Mexico, USA.</w:t>
       </w:r>
       <w:r>
         <w:t xml:space="preserve"> </w:t>
@@ -969,7 +1173,15 @@
         <w:t xml:space="preserve"> </w:t>
       </w:r>
       <w:r>
-        <w:t xml:space="preserve">Mukherjee, S., Levanger, R., Xu, M., Cyranka, J., Mischaikow, K., Paul, M., &amp; Schatz, M. (2019). Using Persistent Homology to Compare Chaotic Dynamics Between Experiments on and Simulations of Rayleigh-Bénard </w:t>
+        <w:t xml:space="preserve">Mukherjee, S., Levanger, R., Xu, M., </w:t>
+      </w:r>
+      <w:proofErr w:type="spellStart"/>
+      <w:r>
+        <w:t>Cyranka</w:t>
+      </w:r>
+      <w:proofErr w:type="spellEnd"/>
+      <w:r>
+        <w:t xml:space="preserve">, J., Mischaikow, K., Paul, M., &amp; Schatz, M. (2019). Using Persistent Homology to Compare Chaotic Dynamics Between Experiments on and Simulations of Rayleigh-Bénard </w:t>
       </w:r>
       <w:r>
         <w:lastRenderedPageBreak/>
@@ -991,7 +1203,15 @@
         <w:t>Tregoning, B.</w:t>
       </w:r>
       <w:r>
-        <w:t>, Levanger, R., Cyranka, J., Mukherjee, S., Paul, M., Mischaikow, K., &amp; Schatz, M. (2018). Using topology to identify large Lyapunov vector magnitude in Rayleigh-Bénard convection, In 71st Annual Meeting of the APS Division of Fluid Dynamics (APS DFD 2018), Atlanta, Georgia, USA.</w:t>
+        <w:t xml:space="preserve">, Levanger, R., </w:t>
+      </w:r>
+      <w:proofErr w:type="spellStart"/>
+      <w:r>
+        <w:t>Cyranka</w:t>
+      </w:r>
+      <w:proofErr w:type="spellEnd"/>
+      <w:r>
+        <w:t>, J., Mukherjee, S., Paul, M., Mischaikow, K., &amp; Schatz, M. (2018). Using topology to identify large Lyapunov vector magnitude in Rayleigh-Bénard convection, In 71st Annual Meeting of the APS Division of Fluid Dynamics (APS DFD 2018), Atlanta, Georgia, USA.</w:t>
       </w:r>
       <w:r>
         <w:t xml:space="preserve"> </w:t>

--- a/CV_word.docx
+++ b/CV_word.docx
@@ -98,14 +98,36 @@
     <w:p/>
     <w:p>
       <w:r>
+        <w:t xml:space="preserve">I deliver measurable business value through </w:t>
+      </w:r>
+      <w:r>
         <w:rPr>
           <w:b/>
           <w:bCs/>
         </w:rPr>
-        <w:t>Data scientist and machine learning engineer</w:t>
+        <w:t xml:space="preserve">data science </w:t>
       </w:r>
       <w:r>
-        <w:t xml:space="preserve"> with advanced statistical, computational, and analytical skills. Proven record of managing client needs and delivering success for stakeholders in a range of scientific and software development problems. Excellent interpersonal skills. Listens attentively, works to understand problems and tasks, and follows projects to completion diligently.</w:t>
+        <w:t xml:space="preserve">and </w:t>
+      </w:r>
+      <w:r>
+        <w:rPr>
+          <w:b/>
+          <w:bCs/>
+        </w:rPr>
+        <w:t>machine learning engineering</w:t>
+      </w:r>
+      <w:r>
+        <w:t xml:space="preserve">. My skills go beyond the data science tech stack.  I work with stakeholders from other domains to understand the problem from every angle and build a scalable solution.  I </w:t>
+      </w:r>
+      <w:r>
+        <w:t>understand and apply the cutting-edge</w:t>
+      </w:r>
+      <w:r>
+        <w:t xml:space="preserve"> data science and </w:t>
+      </w:r>
+      <w:r>
+        <w:t>AI techniques so that I can address needs in a variety of situations.</w:t>
       </w:r>
     </w:p>
     <w:p>
@@ -280,6 +302,9 @@
       </w:r>
       <w:r>
         <w:t>C++, SQL, Kubernetes, Docker, Git, CI/CD, Excel, Azure, AWS, Google Cloud</w:t>
+      </w:r>
+      <w:r>
+        <w:t>, Databricks</w:t>
       </w:r>
     </w:p>
     <w:p>
@@ -881,25 +906,7 @@
           <w:caps w:val="0"/>
           <w:szCs w:val="22"/>
         </w:rPr>
-        <w:t>persistent homology to detect topological signatures in in very large (</w:t>
-      </w:r>
-      <w:proofErr w:type="gramStart"/>
-      <w:r>
-        <w:rPr>
-          <w:rFonts w:eastAsiaTheme="minorHAnsi" w:cstheme="minorBidi"/>
-          <w:caps w:val="0"/>
-          <w:szCs w:val="22"/>
-        </w:rPr>
-        <w:t>105 time</w:t>
-      </w:r>
-      <w:proofErr w:type="gramEnd"/>
-      <w:r>
-        <w:rPr>
-          <w:rFonts w:eastAsiaTheme="minorHAnsi" w:cstheme="minorBidi"/>
-          <w:caps w:val="0"/>
-          <w:szCs w:val="22"/>
-        </w:rPr>
-        <w:t xml:space="preserve"> steps) time-series of flow patterns consisting of 106 pixels</w:t>
+        <w:t>persistent homology to detect topological signatures in in very large (105 time steps) time-series of flow patterns consisting of 106 pixels</w:t>
       </w:r>
     </w:p>
     <w:p>
@@ -1173,15 +1180,7 @@
         <w:t xml:space="preserve"> </w:t>
       </w:r>
       <w:r>
-        <w:t xml:space="preserve">Mukherjee, S., Levanger, R., Xu, M., </w:t>
-      </w:r>
-      <w:proofErr w:type="spellStart"/>
-      <w:r>
-        <w:t>Cyranka</w:t>
-      </w:r>
-      <w:proofErr w:type="spellEnd"/>
-      <w:r>
-        <w:t xml:space="preserve">, J., Mischaikow, K., Paul, M., &amp; Schatz, M. (2019). Using Persistent Homology to Compare Chaotic Dynamics Between Experiments on and Simulations of Rayleigh-Bénard </w:t>
+        <w:t xml:space="preserve">Mukherjee, S., Levanger, R., Xu, M., Cyranka, J., Mischaikow, K., Paul, M., &amp; Schatz, M. (2019). Using Persistent Homology to Compare Chaotic Dynamics Between Experiments on and Simulations of Rayleigh-Bénard </w:t>
       </w:r>
       <w:r>
         <w:lastRenderedPageBreak/>
@@ -27569,6 +27568,30 @@
 </file>
 
 <file path=customXml/item3.xml><?xml version="1.0" encoding="utf-8"?>
+<p:properties xmlns:p="http://schemas.microsoft.com/office/2006/metadata/properties" xmlns:xsi="http://www.w3.org/2001/XMLSchema-instance" xmlns:pc="http://schemas.microsoft.com/office/infopath/2007/PartnerControls">
+  <documentManagement>
+    <_ip_UnifiedCompliancePolicyUIAction xmlns="http://schemas.microsoft.com/sharepoint/v3" xsi:nil="true"/>
+    <Image xmlns="71af3243-3dd4-4a8d-8c0d-dd76da1f02a5">
+      <Url xsi:nil="true"/>
+      <Description xsi:nil="true"/>
+    </Image>
+    <Status xmlns="71af3243-3dd4-4a8d-8c0d-dd76da1f02a5">Not started</Status>
+    <Background xmlns="71af3243-3dd4-4a8d-8c0d-dd76da1f02a5">false</Background>
+    <_ip_UnifiedCompliancePolicyProperties xmlns="http://schemas.microsoft.com/sharepoint/v3" xsi:nil="true"/>
+    <ImageTagsTaxHTField xmlns="71af3243-3dd4-4a8d-8c0d-dd76da1f02a5">
+      <Terms xmlns="http://schemas.microsoft.com/office/infopath/2007/PartnerControls"/>
+    </ImageTagsTaxHTField>
+    <TaxCatchAll xmlns="230e9df3-be65-4c73-a93b-d1236ebd677e" xsi:nil="true"/>
+    <MediaServiceKeyPoints xmlns="71af3243-3dd4-4a8d-8c0d-dd76da1f02a5" xsi:nil="true"/>
+  </documentManagement>
+</p:properties>
+</file>
+
+<file path=customXml/item4.xml><?xml version="1.0" encoding="utf-8"?>
+<b:Sources xmlns:b="http://schemas.openxmlformats.org/officeDocument/2006/bibliography" xmlns="http://schemas.openxmlformats.org/officeDocument/2006/bibliography" SelectedStyle="\APASixthEditionOfficeOnline.xsl" StyleName="APA" Version="6"/>
+</file>
+
+<file path=customXml/item5.xml><?xml version="1.0" encoding="utf-8"?>
 <ct:contentTypeSchema xmlns:ct="http://schemas.microsoft.com/office/2006/metadata/contentType" xmlns:ma="http://schemas.microsoft.com/office/2006/metadata/properties/metaAttributes" ct:_="" ma:_="" ma:contentTypeName="Document" ma:contentTypeID="0x01010079F111ED35F8CC479449609E8A0923A6" ma:contentTypeVersion="28" ma:contentTypeDescription="Create a new document." ma:contentTypeScope="" ma:versionID="60f5a4f2d2b0abadcf532d48ebf9cb71">
   <xsd:schema xmlns:xsd="http://www.w3.org/2001/XMLSchema" xmlns:xs="http://www.w3.org/2001/XMLSchema" xmlns:p="http://schemas.microsoft.com/office/2006/metadata/properties" xmlns:ns1="http://schemas.microsoft.com/sharepoint/v3" xmlns:ns2="71af3243-3dd4-4a8d-8c0d-dd76da1f02a5" xmlns:ns3="16c05727-aa75-4e4a-9b5f-8a80a1165891" xmlns:ns4="230e9df3-be65-4c73-a93b-d1236ebd677e" targetNamespace="http://schemas.microsoft.com/office/2006/metadata/properties" ma:root="true" ma:fieldsID="7dd78129e6a1811f84807ad11c651531" ns1:_="" ns2:_="" ns3:_="" ns4:_="">
     <xsd:import namespace="http://schemas.microsoft.com/sharepoint/v3"/>
@@ -27880,30 +27903,6 @@
 </ct:contentTypeSchema>
 </file>
 
-<file path=customXml/item4.xml><?xml version="1.0" encoding="utf-8"?>
-<b:Sources xmlns:b="http://schemas.openxmlformats.org/officeDocument/2006/bibliography" xmlns="http://schemas.openxmlformats.org/officeDocument/2006/bibliography" SelectedStyle="\APASixthEditionOfficeOnline.xsl" StyleName="APA" Version="6"/>
-</file>
-
-<file path=customXml/item5.xml><?xml version="1.0" encoding="utf-8"?>
-<p:properties xmlns:p="http://schemas.microsoft.com/office/2006/metadata/properties" xmlns:xsi="http://www.w3.org/2001/XMLSchema-instance" xmlns:pc="http://schemas.microsoft.com/office/infopath/2007/PartnerControls">
-  <documentManagement>
-    <_ip_UnifiedCompliancePolicyUIAction xmlns="http://schemas.microsoft.com/sharepoint/v3" xsi:nil="true"/>
-    <Image xmlns="71af3243-3dd4-4a8d-8c0d-dd76da1f02a5">
-      <Url xsi:nil="true"/>
-      <Description xsi:nil="true"/>
-    </Image>
-    <Status xmlns="71af3243-3dd4-4a8d-8c0d-dd76da1f02a5">Not started</Status>
-    <Background xmlns="71af3243-3dd4-4a8d-8c0d-dd76da1f02a5">false</Background>
-    <_ip_UnifiedCompliancePolicyProperties xmlns="http://schemas.microsoft.com/sharepoint/v3" xsi:nil="true"/>
-    <ImageTagsTaxHTField xmlns="71af3243-3dd4-4a8d-8c0d-dd76da1f02a5">
-      <Terms xmlns="http://schemas.microsoft.com/office/infopath/2007/PartnerControls"/>
-    </ImageTagsTaxHTField>
-    <TaxCatchAll xmlns="230e9df3-be65-4c73-a93b-d1236ebd677e" xsi:nil="true"/>
-    <MediaServiceKeyPoints xmlns="71af3243-3dd4-4a8d-8c0d-dd76da1f02a5" xsi:nil="true"/>
-  </documentManagement>
-</p:properties>
-</file>
-
 <file path=customXml/itemProps1.xml><?xml version="1.0" encoding="utf-8"?>
 <ds:datastoreItem xmlns:ds="http://schemas.openxmlformats.org/officeDocument/2006/customXml" ds:itemID="{55AF091B-3C7A-41E3-B477-F2FDAA23CFDA}">
   <ds:schemaRefs>
@@ -27921,6 +27920,26 @@
 </file>
 
 <file path=customXml/itemProps3.xml><?xml version="1.0" encoding="utf-8"?>
+<ds:datastoreItem xmlns:ds="http://schemas.openxmlformats.org/officeDocument/2006/customXml" ds:itemID="{379DDD15-C6EB-4CF8-9815-7F3AE8E7A068}">
+  <ds:schemaRefs>
+    <ds:schemaRef ds:uri="http://schemas.microsoft.com/office/2006/metadata/properties"/>
+    <ds:schemaRef ds:uri="http://schemas.microsoft.com/office/infopath/2007/PartnerControls"/>
+    <ds:schemaRef ds:uri="http://schemas.microsoft.com/sharepoint/v3"/>
+    <ds:schemaRef ds:uri="71af3243-3dd4-4a8d-8c0d-dd76da1f02a5"/>
+    <ds:schemaRef ds:uri="230e9df3-be65-4c73-a93b-d1236ebd677e"/>
+  </ds:schemaRefs>
+</ds:datastoreItem>
+</file>
+
+<file path=customXml/itemProps4.xml><?xml version="1.0" encoding="utf-8"?>
+<ds:datastoreItem xmlns:ds="http://schemas.openxmlformats.org/officeDocument/2006/customXml" ds:itemID="{90A072D3-1E8C-4A55-9BC5-A78E612D01AC}">
+  <ds:schemaRefs>
+    <ds:schemaRef ds:uri="http://schemas.openxmlformats.org/officeDocument/2006/bibliography"/>
+  </ds:schemaRefs>
+</ds:datastoreItem>
+</file>
+
+<file path=customXml/itemProps5.xml><?xml version="1.0" encoding="utf-8"?>
 <ds:datastoreItem xmlns:ds="http://schemas.openxmlformats.org/officeDocument/2006/customXml" ds:itemID="{8C80CA91-B9E6-40E5-8637-0481F6561A88}">
   <ds:schemaRefs>
     <ds:schemaRef ds:uri="http://schemas.microsoft.com/office/2006/metadata/contentType"/>
@@ -27941,26 +27960,6 @@
 </ds:datastoreItem>
 </file>
 
-<file path=customXml/itemProps4.xml><?xml version="1.0" encoding="utf-8"?>
-<ds:datastoreItem xmlns:ds="http://schemas.openxmlformats.org/officeDocument/2006/customXml" ds:itemID="{90A072D3-1E8C-4A55-9BC5-A78E612D01AC}">
-  <ds:schemaRefs>
-    <ds:schemaRef ds:uri="http://schemas.openxmlformats.org/officeDocument/2006/bibliography"/>
-  </ds:schemaRefs>
-</ds:datastoreItem>
-</file>
-
-<file path=customXml/itemProps5.xml><?xml version="1.0" encoding="utf-8"?>
-<ds:datastoreItem xmlns:ds="http://schemas.openxmlformats.org/officeDocument/2006/customXml" ds:itemID="{379DDD15-C6EB-4CF8-9815-7F3AE8E7A068}">
-  <ds:schemaRefs>
-    <ds:schemaRef ds:uri="http://schemas.microsoft.com/office/2006/metadata/properties"/>
-    <ds:schemaRef ds:uri="http://schemas.microsoft.com/office/infopath/2007/PartnerControls"/>
-    <ds:schemaRef ds:uri="http://schemas.microsoft.com/sharepoint/v3"/>
-    <ds:schemaRef ds:uri="71af3243-3dd4-4a8d-8c0d-dd76da1f02a5"/>
-    <ds:schemaRef ds:uri="230e9df3-be65-4c73-a93b-d1236ebd677e"/>
-  </ds:schemaRefs>
-</ds:datastoreItem>
-</file>
-
 <file path=docMetadata/LabelInfo.xml><?xml version="1.0" encoding="utf-8"?>
 <clbl:labelList xmlns:clbl="http://schemas.microsoft.com/office/2020/mipLabelMetadata"/>
 </file>
--- a/CV_word.docx
+++ b/CV_word.docx
@@ -257,54 +257,29 @@
       <w:r>
         <w:t xml:space="preserve"> </w:t>
       </w:r>
-      <w:proofErr w:type="spellStart"/>
       <w:r>
-        <w:t>PyTorch</w:t>
-      </w:r>
-      <w:proofErr w:type="spellEnd"/>
-      <w:r>
-        <w:t>,</w:t>
-      </w:r>
-      <w:r>
-        <w:t xml:space="preserve"> </w:t>
-      </w:r>
-      <w:proofErr w:type="spellStart"/>
-      <w:r>
-        <w:t>BoTorch</w:t>
-      </w:r>
-      <w:proofErr w:type="spellEnd"/>
-      <w:r>
-        <w:t>,</w:t>
+        <w:t>PyTorch,</w:t>
       </w:r>
       <w:r>
         <w:t xml:space="preserve"> </w:t>
       </w:r>
       <w:r>
-        <w:t>Matplotlib,</w:t>
-      </w:r>
-      <w:r>
-        <w:t xml:space="preserve"> Tableau, Spotfire,</w:t>
+        <w:t>BoTorch,</w:t>
       </w:r>
       <w:r>
         <w:t xml:space="preserve"> </w:t>
       </w:r>
       <w:r>
-        <w:t>R,</w:t>
+        <w:t>Matplotlib</w:t>
+      </w:r>
+      <w:r>
+        <w:t>, Spotfire,</w:t>
       </w:r>
       <w:r>
         <w:t xml:space="preserve"> </w:t>
       </w:r>
       <w:r>
-        <w:t>C,</w:t>
-      </w:r>
-      <w:r>
-        <w:t xml:space="preserve"> </w:t>
-      </w:r>
-      <w:r>
-        <w:t>C++, SQL, Kubernetes, Docker, Git, CI/CD, Excel, Azure, AWS, Google Cloud</w:t>
-      </w:r>
-      <w:r>
-        <w:t>, Databricks</w:t>
+        <w:t>R,, SQL, Kubernetes, Docker, Git, CI/CD, Excel, Azure</w:t>
       </w:r>
     </w:p>
     <w:p>
@@ -345,7 +320,10 @@
         <w:pStyle w:val="Heading3"/>
       </w:pPr>
       <w:r>
-        <w:t xml:space="preserve">Data Scientist II </w:t>
+        <w:t>Sr Data Scientist I</w:t>
+      </w:r>
+      <w:r>
+        <w:t xml:space="preserve"> </w:t>
       </w:r>
       <w:r>
         <w:t xml:space="preserve">| </w:t>
@@ -465,6 +443,22 @@
           <w:szCs w:val="22"/>
         </w:rPr>
         <w:t>Used</w:t>
+      </w:r>
+      <w:r>
+        <w:rPr>
+          <w:rFonts w:eastAsiaTheme="minorHAnsi" w:cstheme="minorBidi"/>
+          <w:caps w:val="0"/>
+          <w:szCs w:val="22"/>
+        </w:rPr>
+        <w:t xml:space="preserve"> </w:t>
+      </w:r>
+      <w:r>
+        <w:rPr>
+          <w:rFonts w:eastAsiaTheme="minorHAnsi" w:cstheme="minorBidi"/>
+          <w:caps w:val="0"/>
+          <w:szCs w:val="22"/>
+        </w:rPr>
+        <w:t>Generative AI (GenAI), including</w:t>
       </w:r>
       <w:r>
         <w:rPr>
@@ -652,6 +646,7 @@
           <w:caps w:val="0"/>
           <w:szCs w:val="22"/>
         </w:rPr>
+        <w:lastRenderedPageBreak/>
         <w:t xml:space="preserve">Applied modern data science and </w:t>
       </w:r>
       <w:r>
@@ -790,7 +785,6 @@
           <w:caps w:val="0"/>
           <w:szCs w:val="22"/>
         </w:rPr>
-        <w:lastRenderedPageBreak/>
         <w:t>P</w:t>
       </w:r>
       <w:r>
@@ -906,7 +900,23 @@
           <w:caps w:val="0"/>
           <w:szCs w:val="22"/>
         </w:rPr>
-        <w:t>persistent homology to detect topological signatures in in very large (105 time steps) time-series of flow patterns consisting of 106 pixels</w:t>
+        <w:t>persistent homology to detect topological signatures</w:t>
+      </w:r>
+      <w:r>
+        <w:rPr>
+          <w:rFonts w:eastAsiaTheme="minorHAnsi" w:cstheme="minorBidi"/>
+          <w:caps w:val="0"/>
+          <w:szCs w:val="22"/>
+        </w:rPr>
+        <w:t xml:space="preserve"> </w:t>
+      </w:r>
+      <w:r>
+        <w:rPr>
+          <w:rFonts w:eastAsiaTheme="minorHAnsi" w:cstheme="minorBidi"/>
+          <w:caps w:val="0"/>
+          <w:szCs w:val="22"/>
+        </w:rPr>
+        <w:t>in very large (105 time steps) time-series of flow patterns consisting of 106 pixels</w:t>
       </w:r>
     </w:p>
     <w:p>
@@ -1125,15 +1135,7 @@
         <w:t>Tregoning, B.</w:t>
       </w:r>
       <w:r>
-        <w:t xml:space="preserve">, Barnett, J., Yoda, M., &amp; Grigoriev, R. (2019). Experimental Study of Roll-Hydrothermal Wave Coexistence in Convection Driven by Buoyancy and </w:t>
-      </w:r>
-      <w:proofErr w:type="spellStart"/>
-      <w:r>
-        <w:t>Thermocapillarity</w:t>
-      </w:r>
-      <w:proofErr w:type="spellEnd"/>
-      <w:r>
-        <w:t>, In 72nd Annual Meeting of the APS Division of Fluid Dynamics (APS DFD 2019), Seattle, Washington, USA.</w:t>
+        <w:t>, Barnett, J., Yoda, M., &amp; Grigoriev, R. (2019). Experimental Study of Roll-Hydrothermal Wave Coexistence in Convection Driven by Buoyancy and Thermocapillarity, In 72nd Annual Meeting of the APS Division of Fluid Dynamics (APS DFD 2019), Seattle, Washington, USA.</w:t>
       </w:r>
       <w:r>
         <w:t xml:space="preserve"> </w:t>
@@ -1148,18 +1150,11 @@
           <w:b/>
           <w:bCs/>
         </w:rPr>
+        <w:lastRenderedPageBreak/>
         <w:t>Tregoning, B.</w:t>
       </w:r>
       <w:r>
-        <w:t xml:space="preserve">, Mukherjee, S., Levanger, R., </w:t>
-      </w:r>
-      <w:proofErr w:type="spellStart"/>
-      <w:r>
-        <w:t>Cyranka</w:t>
-      </w:r>
-      <w:proofErr w:type="spellEnd"/>
-      <w:r>
-        <w:t>, J., Mischaikow, K., Paul, M., &amp; Schatz, M. (2019). Characterizing Spatiotemporal Dynamics in Fluid Flows using Persistent Homology, In Invited Seminar at Los Alamos National Labs, Los Alamos, New Mexico, USA.</w:t>
+        <w:t>, Mukherjee, S., Levanger, R., Cyranka, J., Mischaikow, K., Paul, M., &amp; Schatz, M. (2019). Characterizing Spatiotemporal Dynamics in Fluid Flows using Persistent Homology, In Invited Seminar at Los Alamos National Labs, Los Alamos, New Mexico, USA.</w:t>
       </w:r>
       <w:r>
         <w:t xml:space="preserve"> </w:t>
@@ -1180,11 +1175,7 @@
         <w:t xml:space="preserve"> </w:t>
       </w:r>
       <w:r>
-        <w:t xml:space="preserve">Mukherjee, S., Levanger, R., Xu, M., Cyranka, J., Mischaikow, K., Paul, M., &amp; Schatz, M. (2019). Using Persistent Homology to Compare Chaotic Dynamics Between Experiments on and Simulations of Rayleigh-Bénard </w:t>
-      </w:r>
-      <w:r>
-        <w:lastRenderedPageBreak/>
-        <w:t>Convection, In 72nd Annual Meeting of the APS Division of Fluid Dynamics (APS DFD 2019), Seattle, Washington, USA.</w:t>
+        <w:t>Mukherjee, S., Levanger, R., Xu, M., Cyranka, J., Mischaikow, K., Paul, M., &amp; Schatz, M. (2019). Using Persistent Homology to Compare Chaotic Dynamics Between Experiments on and Simulations of Rayleigh-Bénard Convection, In 72nd Annual Meeting of the APS Division of Fluid Dynamics (APS DFD 2019), Seattle, Washington, USA.</w:t>
       </w:r>
       <w:r>
         <w:t xml:space="preserve"> </w:t>
@@ -1202,15 +1193,7 @@
         <w:t>Tregoning, B.</w:t>
       </w:r>
       <w:r>
-        <w:t xml:space="preserve">, Levanger, R., </w:t>
-      </w:r>
-      <w:proofErr w:type="spellStart"/>
-      <w:r>
-        <w:t>Cyranka</w:t>
-      </w:r>
-      <w:proofErr w:type="spellEnd"/>
-      <w:r>
-        <w:t>, J., Mukherjee, S., Paul, M., Mischaikow, K., &amp; Schatz, M. (2018). Using topology to identify large Lyapunov vector magnitude in Rayleigh-Bénard convection, In 71st Annual Meeting of the APS Division of Fluid Dynamics (APS DFD 2018), Atlanta, Georgia, USA.</w:t>
+        <w:t>, Levanger, R., Cyranka, J., Mukherjee, S., Paul, M., Mischaikow, K., &amp; Schatz, M. (2018). Using topology to identify large Lyapunov vector magnitude in Rayleigh-Bénard convection, In 71st Annual Meeting of the APS Division of Fluid Dynamics (APS DFD 2018), Atlanta, Georgia, USA.</w:t>
       </w:r>
       <w:r>
         <w:t xml:space="preserve"> </w:t>
@@ -27568,30 +27551,6 @@
 </file>
 
 <file path=customXml/item3.xml><?xml version="1.0" encoding="utf-8"?>
-<p:properties xmlns:p="http://schemas.microsoft.com/office/2006/metadata/properties" xmlns:xsi="http://www.w3.org/2001/XMLSchema-instance" xmlns:pc="http://schemas.microsoft.com/office/infopath/2007/PartnerControls">
-  <documentManagement>
-    <_ip_UnifiedCompliancePolicyUIAction xmlns="http://schemas.microsoft.com/sharepoint/v3" xsi:nil="true"/>
-    <Image xmlns="71af3243-3dd4-4a8d-8c0d-dd76da1f02a5">
-      <Url xsi:nil="true"/>
-      <Description xsi:nil="true"/>
-    </Image>
-    <Status xmlns="71af3243-3dd4-4a8d-8c0d-dd76da1f02a5">Not started</Status>
-    <Background xmlns="71af3243-3dd4-4a8d-8c0d-dd76da1f02a5">false</Background>
-    <_ip_UnifiedCompliancePolicyProperties xmlns="http://schemas.microsoft.com/sharepoint/v3" xsi:nil="true"/>
-    <ImageTagsTaxHTField xmlns="71af3243-3dd4-4a8d-8c0d-dd76da1f02a5">
-      <Terms xmlns="http://schemas.microsoft.com/office/infopath/2007/PartnerControls"/>
-    </ImageTagsTaxHTField>
-    <TaxCatchAll xmlns="230e9df3-be65-4c73-a93b-d1236ebd677e" xsi:nil="true"/>
-    <MediaServiceKeyPoints xmlns="71af3243-3dd4-4a8d-8c0d-dd76da1f02a5" xsi:nil="true"/>
-  </documentManagement>
-</p:properties>
-</file>
-
-<file path=customXml/item4.xml><?xml version="1.0" encoding="utf-8"?>
-<b:Sources xmlns:b="http://schemas.openxmlformats.org/officeDocument/2006/bibliography" xmlns="http://schemas.openxmlformats.org/officeDocument/2006/bibliography" SelectedStyle="\APASixthEditionOfficeOnline.xsl" StyleName="APA" Version="6"/>
-</file>
-
-<file path=customXml/item5.xml><?xml version="1.0" encoding="utf-8"?>
 <ct:contentTypeSchema xmlns:ct="http://schemas.microsoft.com/office/2006/metadata/contentType" xmlns:ma="http://schemas.microsoft.com/office/2006/metadata/properties/metaAttributes" ct:_="" ma:_="" ma:contentTypeName="Document" ma:contentTypeID="0x01010079F111ED35F8CC479449609E8A0923A6" ma:contentTypeVersion="28" ma:contentTypeDescription="Create a new document." ma:contentTypeScope="" ma:versionID="60f5a4f2d2b0abadcf532d48ebf9cb71">
   <xsd:schema xmlns:xsd="http://www.w3.org/2001/XMLSchema" xmlns:xs="http://www.w3.org/2001/XMLSchema" xmlns:p="http://schemas.microsoft.com/office/2006/metadata/properties" xmlns:ns1="http://schemas.microsoft.com/sharepoint/v3" xmlns:ns2="71af3243-3dd4-4a8d-8c0d-dd76da1f02a5" xmlns:ns3="16c05727-aa75-4e4a-9b5f-8a80a1165891" xmlns:ns4="230e9df3-be65-4c73-a93b-d1236ebd677e" targetNamespace="http://schemas.microsoft.com/office/2006/metadata/properties" ma:root="true" ma:fieldsID="7dd78129e6a1811f84807ad11c651531" ns1:_="" ns2:_="" ns3:_="" ns4:_="">
     <xsd:import namespace="http://schemas.microsoft.com/sharepoint/v3"/>
@@ -27903,6 +27862,30 @@
 </ct:contentTypeSchema>
 </file>
 
+<file path=customXml/item4.xml><?xml version="1.0" encoding="utf-8"?>
+<b:Sources xmlns:b="http://schemas.openxmlformats.org/officeDocument/2006/bibliography" xmlns="http://schemas.openxmlformats.org/officeDocument/2006/bibliography" SelectedStyle="\APASixthEditionOfficeOnline.xsl" StyleName="APA" Version="6"/>
+</file>
+
+<file path=customXml/item5.xml><?xml version="1.0" encoding="utf-8"?>
+<p:properties xmlns:p="http://schemas.microsoft.com/office/2006/metadata/properties" xmlns:xsi="http://www.w3.org/2001/XMLSchema-instance" xmlns:pc="http://schemas.microsoft.com/office/infopath/2007/PartnerControls">
+  <documentManagement>
+    <_ip_UnifiedCompliancePolicyUIAction xmlns="http://schemas.microsoft.com/sharepoint/v3" xsi:nil="true"/>
+    <Image xmlns="71af3243-3dd4-4a8d-8c0d-dd76da1f02a5">
+      <Url xsi:nil="true"/>
+      <Description xsi:nil="true"/>
+    </Image>
+    <Status xmlns="71af3243-3dd4-4a8d-8c0d-dd76da1f02a5">Not started</Status>
+    <Background xmlns="71af3243-3dd4-4a8d-8c0d-dd76da1f02a5">false</Background>
+    <_ip_UnifiedCompliancePolicyProperties xmlns="http://schemas.microsoft.com/sharepoint/v3" xsi:nil="true"/>
+    <ImageTagsTaxHTField xmlns="71af3243-3dd4-4a8d-8c0d-dd76da1f02a5">
+      <Terms xmlns="http://schemas.microsoft.com/office/infopath/2007/PartnerControls"/>
+    </ImageTagsTaxHTField>
+    <TaxCatchAll xmlns="230e9df3-be65-4c73-a93b-d1236ebd677e" xsi:nil="true"/>
+    <MediaServiceKeyPoints xmlns="71af3243-3dd4-4a8d-8c0d-dd76da1f02a5" xsi:nil="true"/>
+  </documentManagement>
+</p:properties>
+</file>
+
 <file path=customXml/itemProps1.xml><?xml version="1.0" encoding="utf-8"?>
 <ds:datastoreItem xmlns:ds="http://schemas.openxmlformats.org/officeDocument/2006/customXml" ds:itemID="{55AF091B-3C7A-41E3-B477-F2FDAA23CFDA}">
   <ds:schemaRefs>
@@ -27920,26 +27903,6 @@
 </file>
 
 <file path=customXml/itemProps3.xml><?xml version="1.0" encoding="utf-8"?>
-<ds:datastoreItem xmlns:ds="http://schemas.openxmlformats.org/officeDocument/2006/customXml" ds:itemID="{379DDD15-C6EB-4CF8-9815-7F3AE8E7A068}">
-  <ds:schemaRefs>
-    <ds:schemaRef ds:uri="http://schemas.microsoft.com/office/2006/metadata/properties"/>
-    <ds:schemaRef ds:uri="http://schemas.microsoft.com/office/infopath/2007/PartnerControls"/>
-    <ds:schemaRef ds:uri="http://schemas.microsoft.com/sharepoint/v3"/>
-    <ds:schemaRef ds:uri="71af3243-3dd4-4a8d-8c0d-dd76da1f02a5"/>
-    <ds:schemaRef ds:uri="230e9df3-be65-4c73-a93b-d1236ebd677e"/>
-  </ds:schemaRefs>
-</ds:datastoreItem>
-</file>
-
-<file path=customXml/itemProps4.xml><?xml version="1.0" encoding="utf-8"?>
-<ds:datastoreItem xmlns:ds="http://schemas.openxmlformats.org/officeDocument/2006/customXml" ds:itemID="{90A072D3-1E8C-4A55-9BC5-A78E612D01AC}">
-  <ds:schemaRefs>
-    <ds:schemaRef ds:uri="http://schemas.openxmlformats.org/officeDocument/2006/bibliography"/>
-  </ds:schemaRefs>
-</ds:datastoreItem>
-</file>
-
-<file path=customXml/itemProps5.xml><?xml version="1.0" encoding="utf-8"?>
 <ds:datastoreItem xmlns:ds="http://schemas.openxmlformats.org/officeDocument/2006/customXml" ds:itemID="{8C80CA91-B9E6-40E5-8637-0481F6561A88}">
   <ds:schemaRefs>
     <ds:schemaRef ds:uri="http://schemas.microsoft.com/office/2006/metadata/contentType"/>
@@ -27960,6 +27923,26 @@
 </ds:datastoreItem>
 </file>
 
+<file path=customXml/itemProps4.xml><?xml version="1.0" encoding="utf-8"?>
+<ds:datastoreItem xmlns:ds="http://schemas.openxmlformats.org/officeDocument/2006/customXml" ds:itemID="{90A072D3-1E8C-4A55-9BC5-A78E612D01AC}">
+  <ds:schemaRefs>
+    <ds:schemaRef ds:uri="http://schemas.openxmlformats.org/officeDocument/2006/bibliography"/>
+  </ds:schemaRefs>
+</ds:datastoreItem>
+</file>
+
+<file path=customXml/itemProps5.xml><?xml version="1.0" encoding="utf-8"?>
+<ds:datastoreItem xmlns:ds="http://schemas.openxmlformats.org/officeDocument/2006/customXml" ds:itemID="{379DDD15-C6EB-4CF8-9815-7F3AE8E7A068}">
+  <ds:schemaRefs>
+    <ds:schemaRef ds:uri="http://schemas.microsoft.com/office/2006/metadata/properties"/>
+    <ds:schemaRef ds:uri="http://schemas.microsoft.com/office/infopath/2007/PartnerControls"/>
+    <ds:schemaRef ds:uri="http://schemas.microsoft.com/sharepoint/v3"/>
+    <ds:schemaRef ds:uri="71af3243-3dd4-4a8d-8c0d-dd76da1f02a5"/>
+    <ds:schemaRef ds:uri="230e9df3-be65-4c73-a93b-d1236ebd677e"/>
+  </ds:schemaRefs>
+</ds:datastoreItem>
+</file>
+
 <file path=docMetadata/LabelInfo.xml><?xml version="1.0" encoding="utf-8"?>
 <clbl:labelList xmlns:clbl="http://schemas.microsoft.com/office/2020/mipLabelMetadata"/>
 </file>